--- a/需求/董监高/董监高人员维护及月报任务扩展需求说明.docx
+++ b/需求/董监高/董监高人员维护及月报任务扩展需求说明.docx
@@ -325,7 +325,7 @@
                 <w:rFonts w:hint="eastAsia"/>
                 <w:lang w:val="en-US" w:eastAsia="zh-CN"/>
               </w:rPr>
-              <w:t>管理者 股权运营部统筹人 资产交易室统筹人</w:t>
+              <w:t>管理者 股权运营部统筹人 股权交易室统筹人</w:t>
             </w:r>
           </w:p>
         </w:tc>
@@ -353,7 +353,24 @@
           <w:color w:val="344054"/>
           <w:sz w:val="21"/>
         </w:rPr>
-        <w:t>现有董监高月报任务机制仅覆盖股权运营范围内的35家公司。随着资产交易室承担退出运营业务，需要将退出运营公司纳入月度任务生成、人员触达和页面数据权限体系。</w:t>
+        <w:t>现有董监高月报任务机制仅覆盖股权运营范围内的35家公司。随着</w:t>
+      </w:r>
+      <w:r>
+        <w:rPr>
+          <w:rFonts w:hint="eastAsia"/>
+          <w:color w:val="344054"/>
+          <w:sz w:val="21"/>
+          <w:lang w:val="en-US" w:eastAsia="zh-CN"/>
+        </w:rPr>
+        <w:t>股权</w:t>
+      </w:r>
+      <w:r>
+        <w:rPr>
+          <w:rFonts w:ascii="Hiragino Sans GB" w:hAnsi="Hiragino Sans GB" w:eastAsia="Hiragino Sans GB"/>
+          <w:color w:val="344054"/>
+          <w:sz w:val="21"/>
+        </w:rPr>
+        <w:t>交易室承担退出运营业务，需要将退出运营公司纳入月度任务生成、人员触达和页面数据权限体系。</w:t>
       </w:r>
     </w:p>
     <w:p>
@@ -723,7 +740,24 @@
                 <w:color w:val="344054"/>
                 <w:sz w:val="18"/>
               </w:rPr>
-              <w:t>由资产交易室负责的公司业务范围，本次新增纳入月报任务机制</w:t>
+              <w:t>由</w:t>
+            </w:r>
+            <w:r>
+              <w:rPr>
+                <w:rFonts w:hint="eastAsia"/>
+                <w:color w:val="344054"/>
+                <w:sz w:val="18"/>
+                <w:lang w:val="en-US" w:eastAsia="zh-CN"/>
+              </w:rPr>
+              <w:t>股权</w:t>
+            </w:r>
+            <w:r>
+              <w:rPr>
+                <w:rFonts w:ascii="Hiragino Sans GB" w:hAnsi="Hiragino Sans GB" w:eastAsia="Hiragino Sans GB"/>
+                <w:color w:val="344054"/>
+                <w:sz w:val="18"/>
+              </w:rPr>
+              <w:t>交易室负责的公司业务范围，本次新增纳入月报任务机制</w:t>
             </w:r>
           </w:p>
         </w:tc>
@@ -924,7 +958,24 @@
           <w:color w:val="344054"/>
           <w:sz w:val="21"/>
         </w:rPr>
-        <w:t>管理者位于股权运营部和资产交易室之上，覆盖两个部门的业务数据。</w:t>
+        <w:t>管理者位于股权运营部和</w:t>
+      </w:r>
+      <w:r>
+        <w:rPr>
+          <w:rFonts w:hint="eastAsia"/>
+          <w:color w:val="344054"/>
+          <w:sz w:val="21"/>
+          <w:lang w:eastAsia="zh-CN"/>
+        </w:rPr>
+        <w:t>股权交易</w:t>
+      </w:r>
+      <w:r>
+        <w:rPr>
+          <w:rFonts w:ascii="Hiragino Sans GB" w:hAnsi="Hiragino Sans GB" w:eastAsia="Hiragino Sans GB"/>
+          <w:color w:val="344054"/>
+          <w:sz w:val="21"/>
+        </w:rPr>
+        <w:t>室之上，覆盖两个部门的业务数据。</w:t>
       </w:r>
     </w:p>
     <w:p>
@@ -1146,6 +1197,7 @@
       <w:pPr>
         <w:pStyle w:val="16"/>
         <w:numPr>
+          <w:ilvl w:val="0"/>
           <w:numId w:val="0"/>
         </w:numPr>
         <w:ind w:leftChars="0"/>
@@ -1602,11 +1654,20 @@
           <w:p>
             <w:r>
               <w:rPr>
+                <w:rFonts w:hint="eastAsia"/>
+                <w:color w:val="344054"/>
+                <w:sz w:val="18"/>
+                <w:lang w:eastAsia="zh-CN"/>
+              </w:rPr>
+              <w:t>股权交易</w:t>
+            </w:r>
+            <w:r>
+              <w:rPr>
                 <w:rFonts w:ascii="Hiragino Sans GB" w:hAnsi="Hiragino Sans GB" w:eastAsia="Hiragino Sans GB"/>
                 <w:color w:val="344054"/>
                 <w:sz w:val="18"/>
               </w:rPr>
-              <w:t>资产交易室</w:t>
+              <w:t>室</w:t>
             </w:r>
           </w:p>
         </w:tc>
@@ -1672,7 +1733,17 @@
                 <w:color w:val="344054"/>
                 <w:sz w:val="18"/>
               </w:rPr>
-              <w:t>可查看退出运营全量数据</w:t>
+              <w:t>可查</w:t>
+            </w:r>
+            <w:bookmarkStart w:id="0" w:name="_GoBack"/>
+            <w:bookmarkEnd w:id="0"/>
+            <w:r>
+              <w:rPr>
+                <w:rFonts w:ascii="Hiragino Sans GB" w:hAnsi="Hiragino Sans GB" w:eastAsia="Hiragino Sans GB"/>
+                <w:color w:val="344054"/>
+                <w:sz w:val="18"/>
+              </w:rPr>
+              <w:t>看退出运营全量数据</w:t>
             </w:r>
           </w:p>
         </w:tc>
@@ -1979,7 +2050,24 @@
           <w:color w:val="344054"/>
           <w:sz w:val="21"/>
         </w:rPr>
-        <w:t>左侧为角色与部门目录，包括全局角色“管理者”，以及部门目录“股权运营部”“资产交易室”。</w:t>
+        <w:t>左侧为角色与部门目录，包括全局角色“管理者”，以及部门目录“股权运营部”“</w:t>
+      </w:r>
+      <w:r>
+        <w:rPr>
+          <w:rFonts w:hint="eastAsia"/>
+          <w:color w:val="344054"/>
+          <w:sz w:val="21"/>
+          <w:lang w:eastAsia="zh-CN"/>
+        </w:rPr>
+        <w:t>股权交易</w:t>
+      </w:r>
+      <w:r>
+        <w:rPr>
+          <w:rFonts w:ascii="Hiragino Sans GB" w:hAnsi="Hiragino Sans GB" w:eastAsia="Hiragino Sans GB"/>
+          <w:color w:val="344054"/>
+          <w:sz w:val="21"/>
+        </w:rPr>
+        <w:t>室”。</w:t>
       </w:r>
     </w:p>
     <w:p>
@@ -2001,11 +2089,20 @@
       </w:pPr>
       <w:r>
         <w:rPr>
+          <w:rFonts w:hint="eastAsia"/>
+          <w:color w:val="344054"/>
+          <w:sz w:val="21"/>
+          <w:lang w:eastAsia="zh-CN"/>
+        </w:rPr>
+        <w:t>股权交易</w:t>
+      </w:r>
+      <w:r>
+        <w:rPr>
           <w:rFonts w:ascii="Hiragino Sans GB" w:hAnsi="Hiragino Sans GB" w:eastAsia="Hiragino Sans GB"/>
           <w:color w:val="344054"/>
           <w:sz w:val="21"/>
         </w:rPr>
-        <w:t>资产交易室对应“交易室统筹人”，管理退出运营数据。</w:t>
+        <w:t>室对应“交易室统筹人”，管理退出运营数据。</w:t>
       </w:r>
     </w:p>
     <w:p>
@@ -2055,7 +2152,24 @@
           <w:color w:val="344054"/>
           <w:sz w:val="21"/>
         </w:rPr>
-        <w:t>用户点击左侧“管理者”“股权运营部”或“资产交易室”后，右侧切换到对应角色的人员配置状态。</w:t>
+        <w:t>用户点击左侧“管理者”“股权运营部”或“</w:t>
+      </w:r>
+      <w:r>
+        <w:rPr>
+          <w:rFonts w:hint="eastAsia"/>
+          <w:color w:val="344054"/>
+          <w:sz w:val="21"/>
+          <w:lang w:eastAsia="zh-CN"/>
+        </w:rPr>
+        <w:t>股权交易</w:t>
+      </w:r>
+      <w:r>
+        <w:rPr>
+          <w:rFonts w:ascii="Hiragino Sans GB" w:hAnsi="Hiragino Sans GB" w:eastAsia="Hiragino Sans GB"/>
+          <w:color w:val="344054"/>
+          <w:sz w:val="21"/>
+        </w:rPr>
+        <w:t>室”后，右侧切换到对应角色的人员配置状态。</w:t>
       </w:r>
     </w:p>
     <w:p>
@@ -2427,11 +2541,20 @@
           <w:p>
             <w:r>
               <w:rPr>
+                <w:rFonts w:hint="eastAsia"/>
+                <w:color w:val="344054"/>
+                <w:sz w:val="18"/>
+                <w:lang w:eastAsia="zh-CN"/>
+              </w:rPr>
+              <w:t>股权交易</w:t>
+            </w:r>
+            <w:r>
+              <w:rPr>
                 <w:rFonts w:ascii="Hiragino Sans GB" w:hAnsi="Hiragino Sans GB" w:eastAsia="Hiragino Sans GB"/>
                 <w:color w:val="344054"/>
                 <w:sz w:val="18"/>
               </w:rPr>
-              <w:t>资产交易室</w:t>
+              <w:t>室</w:t>
             </w:r>
           </w:p>
         </w:tc>
@@ -2647,7 +2770,20 @@
         <w:rPr>
           <w:rFonts w:ascii="Hiragino Sans GB" w:hAnsi="Hiragino Sans GB" w:eastAsia="Hiragino Sans GB"/>
         </w:rPr>
-        <w:t>6.5.3 资产交易室页面截图</w:t>
+        <w:t xml:space="preserve">6.5.3 </w:t>
+      </w:r>
+      <w:r>
+        <w:rPr>
+          <w:rFonts w:hint="eastAsia" w:ascii="Hiragino Sans GB" w:hAnsi="Hiragino Sans GB" w:eastAsia="Hiragino Sans GB"/>
+          <w:lang w:eastAsia="zh-CN"/>
+        </w:rPr>
+        <w:t>股权交易</w:t>
+      </w:r>
+      <w:r>
+        <w:rPr>
+          <w:rFonts w:ascii="Hiragino Sans GB" w:hAnsi="Hiragino Sans GB" w:eastAsia="Hiragino Sans GB"/>
+        </w:rPr>
+        <w:t>室页面截图</w:t>
       </w:r>
     </w:p>
     <w:p>
@@ -2705,11 +2841,20 @@
       </w:pPr>
       <w:r>
         <w:rPr>
+          <w:rFonts w:hint="eastAsia"/>
+          <w:color w:val="667085"/>
+          <w:sz w:val="16"/>
+          <w:lang w:eastAsia="zh-CN"/>
+        </w:rPr>
+        <w:t>股权交易</w:t>
+      </w:r>
+      <w:r>
+        <w:rPr>
           <w:rFonts w:ascii="Hiragino Sans GB" w:hAnsi="Hiragino Sans GB" w:eastAsia="Hiragino Sans GB"/>
           <w:color w:val="667085"/>
           <w:sz w:val="16"/>
         </w:rPr>
-        <w:t>资产交易室页面效果</w:t>
+        <w:t>室页面效果</w:t>
       </w:r>
     </w:p>
     <w:p>
@@ -4443,8 +4588,6 @@
         </w:rPr>
         <w:t>筛选器【股权运营】、【退出运营】</w:t>
       </w:r>
-      <w:bookmarkStart w:id="0" w:name="_GoBack"/>
-      <w:bookmarkEnd w:id="0"/>
     </w:p>
     <w:p>
       <w:pPr>
@@ -5416,7 +5559,24 @@
           <w:color w:val="344054"/>
           <w:sz w:val="21"/>
         </w:rPr>
-        <w:t>管理者、股权运营部、资产交易室三个入口均可切换并正确回显已配置人员。</w:t>
+        <w:t>管理者、股权运营部、</w:t>
+      </w:r>
+      <w:r>
+        <w:rPr>
+          <w:rFonts w:hint="eastAsia"/>
+          <w:color w:val="344054"/>
+          <w:sz w:val="21"/>
+          <w:lang w:eastAsia="zh-CN"/>
+        </w:rPr>
+        <w:t>股权交易</w:t>
+      </w:r>
+      <w:r>
+        <w:rPr>
+          <w:rFonts w:ascii="Hiragino Sans GB" w:hAnsi="Hiragino Sans GB" w:eastAsia="Hiragino Sans GB"/>
+          <w:color w:val="344054"/>
+          <w:sz w:val="21"/>
+        </w:rPr>
+        <w:t>室三个入口均可切换并正确回显已配置人员。</w:t>
       </w:r>
     </w:p>
     <w:p>
@@ -5790,11 +5950,20 @@
           <w:p>
             <w:r>
               <w:rPr>
+                <w:rFonts w:hint="eastAsia"/>
+                <w:color w:val="344054"/>
+                <w:sz w:val="18"/>
+                <w:lang w:eastAsia="zh-CN"/>
+              </w:rPr>
+              <w:t>股权交易</w:t>
+            </w:r>
+            <w:r>
+              <w:rPr>
                 <w:rFonts w:ascii="Hiragino Sans GB" w:hAnsi="Hiragino Sans GB" w:eastAsia="Hiragino Sans GB"/>
                 <w:color w:val="344054"/>
                 <w:sz w:val="18"/>
               </w:rPr>
-              <w:t>资产交易室</w:t>
+              <w:t>室</w:t>
             </w:r>
           </w:p>
         </w:tc>
@@ -19744,7 +19913,7 @@
 </file>
 
 <file path=customXml/item1.xml><?xml version="1.0" encoding="utf-8"?>
-<b:Sources xmlns="http://schemas.openxmlformats.org/officeDocument/2006/bibliography" xmlns:b="http://schemas.openxmlformats.org/officeDocument/2006/bibliography" SelectedStyle="/APA.XSL" StyleName="APA"/>
+<b:Sources xmlns:b="http://schemas.openxmlformats.org/officeDocument/2006/bibliography" xmlns="http://schemas.openxmlformats.org/officeDocument/2006/bibliography" StyleName="APA" SelectedStyle="/APA.XSL"/>
 </file>
 
 <file path=customXml/itemProps1.xml><?xml version="1.0" encoding="utf-8"?>
